--- a/Script_EN_VI.docx
+++ b/Script_EN_VI.docx
@@ -3561,7 +3561,7 @@
         <w:pStyle w:val="ListNumber"/>
       </w:pPr>
       <w:r>
-        <w:t>D splits the room into Team Left and Team Right (each picks a captain). D reads the 4 rules (about 20 s). B flips a coin: `Left first` / `Right first`.</w:t>
+        <w:t>D splits the room into Team Left and Team Right (each picks a captain). D reads the 4 rules (about 20 s). B presses **Random** (a 3–4 second spinner decides who picks first) or clicks a team.</w:t>
       </w:r>
     </w:p>
     <w:p>

--- a/Script_EN_VI.docx
+++ b/Script_EN_VI.docx
@@ -2113,7 +2113,7 @@
     </w:p>
     <w:p>
       <w:r>
-        <w:t>Speaker: D   ·   Time: 2:30</w:t>
+        <w:t>Speaker: D   ·   Time: 3:20</w:t>
       </w:r>
     </w:p>
     <w:tbl>
@@ -2277,7 +2277,7 @@
                 <w:b w:val="0"/>
                 <w:sz w:val="22"/>
               </w:rPr>
-              <w:t>Up to four rounds, or say STAND if you think you are close enough. If one team stands, the other keeps playing its remaining rounds, so standing early gains nothing. Your last image is your submission. Score is quality times two, minus dose. Quality stays hidden; the dose bar turns amber, then red.</w:t>
+              <w:t>Up to four rounds, or say STAND if you think you are close enough. If one team stands, the other keeps playing its remaining rounds, so standing early gains nothing. Two clocks run: thirty seconds per turn, and three minutes for the whole game. If your turn clock runs out your team stands at once; when the game clock ends, both teams stand. Your last image is your submission. Score is quality times two, minus dose. Quality stays hidden; the dose bar turns amber, then red.</w:t>
             </w:r>
           </w:p>
         </w:tc>
@@ -2293,7 +2293,7 @@
                 <w:b w:val="0"/>
                 <w:sz w:val="22"/>
               </w:rPr>
-              <w:t>Tối đa bốn vòng, hoặc nói STAND nếu thấy đã đủ gần. Nếu một đội dừng, đội kia vẫn chơi tiếp các vòng còn lại, nên dừng sớm không có lợi thế. Ảnh cuối cùng là bài nộp. Điểm bằng chất lượng nhân hai trừ liều. Chất lượng bị ẩn; thanh liều chuyển sang vàng rồi đỏ.</w:t>
+              <w:t>Tối đa bốn vòng, hoặc nói STAND nếu thấy đã đủ gần. Nếu một đội dừng, đội kia vẫn chơi tiếp các vòng còn lại, nên dừng sớm không có lợi thế. Có hai đồng hồ: ba mươi giây mỗi lượt và ba phút cho cả trò chơi. Hết giờ lượt thì đội đó dừng ngay; hết giờ chung thì cả hai đội dừng. Ảnh cuối cùng là bài nộp. Điểm bằng chất lượng nhân hai trừ liều. Chất lượng bị ẩn; thanh liều chuyển sang vàng rồi đỏ.</w:t>
             </w:r>
           </w:p>
         </w:tc>
@@ -2311,7 +2311,7 @@
                 <w:b w:val="0"/>
                 <w:sz w:val="22"/>
               </w:rPr>
-              <w:t>[Run 4 rounds, about 25 seconds each. Captain calls the card within 10 seconds. After the last round press Reveal and read the scores.] That was X-ray Blackjack. Now let us see what the screen could not show you.</w:t>
+              <w:t>[Run up to 4 rounds within the 3:00 game clock; each turn has a 30 s clock (timeout = STAND). Captains call cards quickly. After the last round press Reveal and read the scores.] That was X-ray Blackjack. Now let us see what the screen could not show you.</w:t>
             </w:r>
           </w:p>
         </w:tc>
@@ -3585,7 +3585,7 @@
         <w:pStyle w:val="ListNumber"/>
       </w:pPr>
       <w:r>
-        <w:t>If one team stands, the other keeps playing its remaining rounds. A mistake? Press U (undo). C collects Team Left’s hand-vote on cards when the captain cannot decide.</w:t>
+        <w:t>If one team stands, the other keeps playing its remaining rounds. P pauses both clocks. A mistake? Press U (undo). C collects Team Left’s hand-vote on cards when the captain cannot decide.</w:t>
       </w:r>
     </w:p>
     <w:p>

--- a/Script_EN_VI.docx
+++ b/Script_EN_VI.docx
@@ -2243,7 +2243,7 @@
                 <w:b w:val="0"/>
                 <w:sz w:val="22"/>
               </w:rPr>
-              <w:t>Each round you play one multiplier card on your own exposure. You see your new image, and so does the other team. The first team's card is blocked for the second team, so no copying.</w:t>
+              <w:t>Each round you play one multiplier card. The card multiplies the initial exposure, not your last one: a times ten card means ten times the starting exposure, whatever you played before. Every card is a new scan, so a new image and more dose. Both teams see every image. The first team's card is blocked for the second team, so no copying.</w:t>
             </w:r>
           </w:p>
         </w:tc>
@@ -2259,7 +2259,7 @@
                 <w:b w:val="0"/>
                 <w:sz w:val="22"/>
               </w:rPr>
-              <w:t>Mỗi vòng, đội chơi một thẻ nhân lên phơi sáng của mình. Ảnh mới hiện ra cho cả hai đội cùng xem. Thẻ của đội đi trước bị khóa với đội sau, nên không được chép.</w:t>
+              <w:t>Mỗi vòng, đội chơi một thẻ nhân. Thẻ nhân lên phơi sáng BAN ĐẦU, không phải lần chụp trước: thẻ ×10 nghĩa là gấp mười lần phơi sáng ban đầu, bất kể trước đó đã chơi gì. Mỗi thẻ là một lần chụp mới, nên có ảnh mới và thêm liều. Ảnh mới hiện ra cho cả hai đội cùng xem. Thẻ của đội đi trước bị khóa với đội sau, nên không được chép.</w:t>
             </w:r>
           </w:p>
         </w:tc>

--- a/Script_EN_VI.docx
+++ b/Script_EN_VI.docx
@@ -2243,7 +2243,7 @@
                 <w:b w:val="0"/>
                 <w:sz w:val="22"/>
               </w:rPr>
-              <w:t>Each round you play one multiplier card. The card multiplies the initial exposure, not your last one: a times ten card means ten times the starting exposure, whatever you played before. Every card is a new scan, so a new image and more dose. Both teams see every image. The first team's card is blocked for the second team, so no copying.</w:t>
+              <w:t>Each round you play one multiplier card. It multiplies your last scan, so cards chain: times six, then times three, is eighteen times the start. You see your new image, and so does the other team. Once anyone has played, the original grainy image appears in a fourth column so you can judge how far you have come. The first team's card is blocked for the second team, so no copying.</w:t>
             </w:r>
           </w:p>
         </w:tc>
@@ -2259,7 +2259,7 @@
                 <w:b w:val="0"/>
                 <w:sz w:val="22"/>
               </w:rPr>
-              <w:t>Mỗi vòng, đội chơi một thẻ nhân. Thẻ nhân lên phơi sáng BAN ĐẦU, không phải lần chụp trước: thẻ ×10 nghĩa là gấp mười lần phơi sáng ban đầu, bất kể trước đó đã chơi gì. Mỗi thẻ là một lần chụp mới, nên có ảnh mới và thêm liều. Ảnh mới hiện ra cho cả hai đội cùng xem. Thẻ của đội đi trước bị khóa với đội sau, nên không được chép.</w:t>
+              <w:t>Mỗi vòng, đội chơi một thẻ nhân. Thẻ nhân lên phơi sáng của lần chụp gần nhất, nên các thẻ cộng dồn: ×6 rồi ×3 là gấp 18 lần ban đầu. Ảnh mới hiện ra cho cả hai đội cùng xem. Khi có đội đã chơi, ảnh nhiễu ban đầu hiện ở cột thứ tư để mọi người so sánh mức tiến bộ. Thẻ của đội đi trước bị khóa với đội sau, nên không được chép.</w:t>
             </w:r>
           </w:p>
         </w:tc>

--- a/Script_EN_VI.docx
+++ b/Script_EN_VI.docx
@@ -2243,7 +2243,7 @@
                 <w:b w:val="0"/>
                 <w:sz w:val="22"/>
               </w:rPr>
-              <w:t>Each round you play one multiplier card. It multiplies your last scan, so cards chain: times six, then times three, is eighteen times the start. You see your new image, and so does the other team. Once anyone has played, the original grainy image appears in a fourth column so you can judge how far you have come. The first team's card is blocked for the second team, so no copying.</w:t>
+              <w:t>Each round you play one multiplier card. It multiplies your last scan, so cards chain: times six, then times one and a half, is nine times the start. You see your new image, and so does the other team. Once anyone has played, the original grainy image appears in a fourth column so you can judge how far you have come. The first team's card is blocked for the second team, so no copying.</w:t>
             </w:r>
           </w:p>
         </w:tc>
@@ -2259,7 +2259,7 @@
                 <w:b w:val="0"/>
                 <w:sz w:val="22"/>
               </w:rPr>
-              <w:t>Mỗi vòng, đội chơi một thẻ nhân. Thẻ nhân lên phơi sáng của lần chụp gần nhất, nên các thẻ cộng dồn: ×6 rồi ×3 là gấp 18 lần ban đầu. Ảnh mới hiện ra cho cả hai đội cùng xem. Khi có đội đã chơi, ảnh nhiễu ban đầu hiện ở cột thứ tư để mọi người so sánh mức tiến bộ. Thẻ của đội đi trước bị khóa với đội sau, nên không được chép.</w:t>
+              <w:t>Mỗi vòng, đội chơi một thẻ nhân. Thẻ nhân lên phơi sáng của lần chụp gần nhất, nên các thẻ cộng dồn: ×6 rồi ×1,5 là gấp 9 lần ban đầu. Ảnh mới hiện ra cho cả hai đội cùng xem. Khi có đội đã chơi, ảnh nhiễu ban đầu hiện ở cột thứ tư để mọi người so sánh mức tiến bộ. Thẻ của đội đi trước bị khóa với đội sau, nên không được chép.</w:t>
             </w:r>
           </w:p>
         </w:tc>

--- a/Script_EN_VI.docx
+++ b/Script_EN_VI.docx
@@ -2277,7 +2277,7 @@
                 <w:b w:val="0"/>
                 <w:sz w:val="22"/>
               </w:rPr>
-              <w:t>Up to four rounds, or say STAND if you think you are close enough. If one team stands, the other keeps playing its remaining rounds, so standing early gains nothing. Two clocks run: thirty seconds per turn, and three minutes for the whole game. If your turn clock runs out your team stands at once; when the game clock ends, both teams stand. Your last image is your submission. Score is quality times two, minus dose. Quality stays hidden; the dose bar turns amber, then red.</w:t>
+              <w:t>Up to four rounds, or say STAND if you think you are close enough. If one team stands, the other keeps playing its remaining rounds, so standing early gains nothing. If a team's dose bar fills up, that team stands at once too. Two clocks run: thirty seconds per turn, and three minutes for the whole game. If your turn clock runs out your team stands at once; when the game clock ends, both teams stand. Your last image is your submission. Score is quality times two, minus dose. Quality stays hidden; the dose bar turns amber, then red.</w:t>
             </w:r>
           </w:p>
         </w:tc>
@@ -2293,7 +2293,7 @@
                 <w:b w:val="0"/>
                 <w:sz w:val="22"/>
               </w:rPr>
-              <w:t>Tối đa bốn vòng, hoặc nói STAND nếu thấy đã đủ gần. Nếu một đội dừng, đội kia vẫn chơi tiếp các vòng còn lại, nên dừng sớm không có lợi thế. Có hai đồng hồ: ba mươi giây mỗi lượt và ba phút cho cả trò chơi. Hết giờ lượt thì đội đó dừng ngay; hết giờ chung thì cả hai đội dừng. Ảnh cuối cùng là bài nộp. Điểm bằng chất lượng nhân hai trừ liều. Chất lượng bị ẩn; thanh liều chuyển sang vàng rồi đỏ.</w:t>
+              <w:t>Tối đa bốn vòng, hoặc nói STAND nếu thấy đã đủ gần. Nếu một đội dừng, đội kia vẫn chơi tiếp các vòng còn lại, nên dừng sớm không có lợi thế. Nếu thanh liều của một đội đầy, đội đó cũng dừng ngay. Có hai đồng hồ: ba mươi giây mỗi lượt và ba phút cho cả trò chơi. Hết giờ lượt thì đội đó dừng ngay; hết giờ chung thì cả hai đội dừng. Ảnh cuối cùng là bài nộp. Điểm bằng chất lượng nhân hai trừ liều. Chất lượng bị ẩn; thanh liều chuyển sang vàng rồi đỏ.</w:t>
             </w:r>
           </w:p>
         </w:tc>

--- a/Script_EN_VI.docx
+++ b/Script_EN_VI.docx
@@ -2243,7 +2243,7 @@
                 <w:b w:val="0"/>
                 <w:sz w:val="22"/>
               </w:rPr>
-              <w:t>Each round you play one multiplier card. It multiplies your last scan, so cards chain: times six, then times one and a half, is nine times the start. You see your new image, and so does the other team. Once anyone has played, the original grainy image appears in a fourth column so you can judge how far you have come. The first team's card is blocked for the second team, so no copying.</w:t>
+              <w:t>Each turn you play one multiplier card. It multiplies your last scan, so cards chain: times six, then times one and a half, is nine times the start. You see your new image, and so does the other team. Once anyone has played, the original grainy image appears in a fourth column so you can judge how far you have come. Turn order: the first team plays once, then the other team plays twice in a row, as its trade for going second, and then they alternate. You cannot play the card your opponent played last, so no copying.</w:t>
             </w:r>
           </w:p>
         </w:tc>
@@ -2259,7 +2259,7 @@
                 <w:b w:val="0"/>
                 <w:sz w:val="22"/>
               </w:rPr>
-              <w:t>Mỗi vòng, đội chơi một thẻ nhân. Thẻ nhân lên phơi sáng của lần chụp gần nhất, nên các thẻ cộng dồn: ×6 rồi ×1,5 là gấp 9 lần ban đầu. Ảnh mới hiện ra cho cả hai đội cùng xem. Khi có đội đã chơi, ảnh nhiễu ban đầu hiện ở cột thứ tư để mọi người so sánh mức tiến bộ. Thẻ của đội đi trước bị khóa với đội sau, nên không được chép.</w:t>
+              <w:t>Mỗi lượt, đội chơi một thẻ nhân. Thẻ nhân lên phơi sáng của lần chụp gần nhất, nên các thẻ cộng dồn: ×6 rồi ×1,5 là gấp 9 lần ban đầu. Ảnh mới hiện ra cho cả hai đội cùng xem. Khi có đội đã chơi, ảnh nhiễu ban đầu hiện ở cột thứ tư để mọi người so sánh mức tiến bộ. Thứ tự lượt: đội đi trước chơi một lần, sau đó đội còn lại chơi hai lượt liên tiếp (bù lại vì đi sau), rồi hai đội luân phiên. Không được chơi thẻ mà đối thủ vừa chơi ở lượt gần nhất.</w:t>
             </w:r>
           </w:p>
         </w:tc>
@@ -2277,7 +2277,7 @@
                 <w:b w:val="0"/>
                 <w:sz w:val="22"/>
               </w:rPr>
-              <w:t>Up to four rounds, or say STAND if you think you are close enough. If one team stands, the other keeps playing its remaining rounds, so standing early gains nothing. If a team's dose bar fills up, that team stands at once too. Two clocks run: thirty seconds per turn, and three minutes for the whole game. If your turn clock runs out your team stands at once; when the game clock ends, both teams stand. Your last image is your submission. Score is quality times two, minus dose. Quality stays hidden; the dose bar turns amber, then red.</w:t>
+              <w:t>Up to four scans each, or say STAND if you think you are close enough. If one team stands, the other keeps playing its remaining rounds, so standing early gains nothing. If a team's dose bar fills up, that team stands at once too. Two clocks run: thirty seconds per turn, and three minutes for the whole game. If your turn clock runs out your team stands at once; when the game clock ends, both teams stand. Your last image is your submission. Score is quality times two, minus dose. Quality stays hidden; the dose bar turns amber, then red.</w:t>
             </w:r>
           </w:p>
         </w:tc>
@@ -2293,7 +2293,7 @@
                 <w:b w:val="0"/>
                 <w:sz w:val="22"/>
               </w:rPr>
-              <w:t>Tối đa bốn vòng, hoặc nói STAND nếu thấy đã đủ gần. Nếu một đội dừng, đội kia vẫn chơi tiếp các vòng còn lại, nên dừng sớm không có lợi thế. Nếu thanh liều của một đội đầy, đội đó cũng dừng ngay. Có hai đồng hồ: ba mươi giây mỗi lượt và ba phút cho cả trò chơi. Hết giờ lượt thì đội đó dừng ngay; hết giờ chung thì cả hai đội dừng. Ảnh cuối cùng là bài nộp. Điểm bằng chất lượng nhân hai trừ liều. Chất lượng bị ẩn; thanh liều chuyển sang vàng rồi đỏ.</w:t>
+              <w:t>Tối đa bốn lần chụp mỗi đội, hoặc nói STAND nếu thấy đã đủ gần. Nếu một đội dừng, đội kia vẫn chơi tiếp các vòng còn lại, nên dừng sớm không có lợi thế. Nếu thanh liều của một đội đầy, đội đó cũng dừng ngay. Có hai đồng hồ: ba mươi giây mỗi lượt và ba phút cho cả trò chơi. Hết giờ lượt thì đội đó dừng ngay; hết giờ chung thì cả hai đội dừng. Ảnh cuối cùng là bài nộp. Điểm bằng chất lượng nhân hai trừ liều. Chất lượng bị ẩn; thanh liều chuyển sang vàng rồi đỏ.</w:t>
             </w:r>
           </w:p>
         </w:tc>
@@ -2311,7 +2311,7 @@
                 <w:b w:val="0"/>
                 <w:sz w:val="22"/>
               </w:rPr>
-              <w:t>[Run up to 4 rounds within the 3:00 game clock; each turn has a 30 s clock (timeout = STAND). Captains call cards quickly. After the last round press Reveal and read the scores.] That was X-ray Blackjack. Now let us see what the screen could not show you.</w:t>
+              <w:t>[Run the eight turns (L R R L R L R L if Left plays first) within the 3:00 game clock; each turn has a 30 s clock (timeout = STAND). Captains call cards quickly. After the last turn press Reveal and read the scores.] That was X-ray Blackjack. Now let us see what the screen could not show you.</w:t>
             </w:r>
           </w:p>
         </w:tc>
@@ -2327,7 +2327,7 @@
                 <w:b w:val="0"/>
                 <w:sz w:val="22"/>
               </w:rPr>
-              <w:t>[Chơi 4 vòng, mỗi vòng khoảng 25 giây. Đội trưởng gọi thẻ trong 10 giây. Sau vòng cuối bấm Reveal và đọc điểm.] Đó là X-ray Blackjack. Giờ hãy xem điều mà màn hình chưa cho các bạn thấy.</w:t>
+              <w:t>[Chơi tám lượt (T P P T P T P T nếu đội Trái đi trước) trong 3:00 đồng hồ chung. Đội trưởng gọi thẻ nhanh. Sau lượt cuối bấm Reveal và đọc điểm.] Đó là X-ray Blackjack. Giờ hãy xem điều mà màn hình chưa cho các bạn thấy.</w:t>
             </w:r>
           </w:p>
         </w:tc>
@@ -3569,7 +3569,7 @@
         <w:pStyle w:val="ListNumber"/>
       </w:pPr>
       <w:r>
-        <w:t>Each round: the team on turn discusses for at most 10 s; the captain calls a card or “stand”. A clicks it (keys 1–8 = cards in order, S = stand). The new image appears for both teams.</w:t>
+        <w:t>Each turn: the team on turn discusses for at most 10 s; the captain calls a card or “stand”. A clicks it (keys 1–9 = cards in order, S = stand). The new image appears for both teams.</w:t>
       </w:r>
     </w:p>
     <w:p>
@@ -3577,7 +3577,7 @@
         <w:pStyle w:val="ListNumber"/>
       </w:pPr>
       <w:r>
-        <w:t>B enforces “no copy” (the first team’s card is greyed out for the second team), alternates the first pick each round, and announces the dose-bar colour (green → amber → red).</w:t>
+        <w:t>B enforces “no copy” (the card your opponent played last is greyed out), checks the turn order (first team once, other team twice in a row, then alternate), and announces the dose-bar colour (green → amber → red).</w:t>
       </w:r>
     </w:p>
     <w:p>
@@ -3585,7 +3585,7 @@
         <w:pStyle w:val="ListNumber"/>
       </w:pPr>
       <w:r>
-        <w:t>If one team stands, the other keeps playing its remaining rounds. P pauses both clocks. A mistake? Press U (undo). C collects Team Left’s hand-vote on cards when the captain cannot decide.</w:t>
+        <w:t>If one team stands, the other keeps playing its remaining turns. P pauses both clocks. A mistake? Press U (undo). C collects Team Left’s hand-vote on cards when the captain cannot decide.</w:t>
       </w:r>
     </w:p>
     <w:p>
@@ -3593,7 +3593,7 @@
         <w:pStyle w:val="ListNumber"/>
       </w:pPr>
       <w:r>
-        <w:t>After round 4, or when both teams have stood or been stopped by the dose limit, D presses Reveal (V). Read both scores, name the winner.</w:t>
+        <w:t>After the 8th turn, or when both teams have stood or been stopped by the dose limit, D presses Reveal (V). Read both scores, name the winner.</w:t>
       </w:r>
     </w:p>
     <w:p>

--- a/Script_EN_VI.docx
+++ b/Script_EN_VI.docx
@@ -2243,7 +2243,7 @@
                 <w:b w:val="0"/>
                 <w:sz w:val="22"/>
               </w:rPr>
-              <w:t>Each turn you play one multiplier card. It multiplies your last scan, so cards chain: times six, then times one and a half, is nine times the start. You see your new image, and so does the other team. Once anyone has played, the original grainy image appears in a fourth column so you can judge how far you have come. Turn order: the first team plays once, then the other team plays twice in a row, as its trade for going second, and then they alternate. You cannot play the card your opponent played last, so no copying.</w:t>
+              <w:t>Each turn you play one multiplier card. It multiplies your last scan, so cards chain: times six, then times one and a half, is nine times the start. You see your new image, and so does the other team. Once anyone has played, the original grainy image appears in a fourth column so you can judge how far you have come. Turn order: the first team plays once, then the other team plays twice in a row, as its trade for going second, and then they alternate. You cannot play the card your opponent just played, so no copying; your second turn in a row is free.</w:t>
             </w:r>
           </w:p>
         </w:tc>
@@ -2259,7 +2259,7 @@
                 <w:b w:val="0"/>
                 <w:sz w:val="22"/>
               </w:rPr>
-              <w:t>Mỗi lượt, đội chơi một thẻ nhân. Thẻ nhân lên phơi sáng của lần chụp gần nhất, nên các thẻ cộng dồn: ×6 rồi ×1,5 là gấp 9 lần ban đầu. Ảnh mới hiện ra cho cả hai đội cùng xem. Khi có đội đã chơi, ảnh nhiễu ban đầu hiện ở cột thứ tư để mọi người so sánh mức tiến bộ. Thứ tự lượt: đội đi trước chơi một lần, sau đó đội còn lại chơi hai lượt liên tiếp (bù lại vì đi sau), rồi hai đội luân phiên. Không được chơi thẻ mà đối thủ vừa chơi ở lượt gần nhất.</w:t>
+              <w:t>Mỗi lượt, đội chơi một thẻ nhân. Thẻ nhân lên phơi sáng của lần chụp gần nhất, nên các thẻ cộng dồn: ×6 rồi ×1,5 là gấp 9 lần ban đầu. Ảnh mới hiện ra cho cả hai đội cùng xem. Khi có đội đã chơi, ảnh nhiễu ban đầu hiện ở cột thứ tư để mọi người so sánh mức tiến bộ. Thứ tự lượt: đội đi trước chơi một lần, sau đó đội còn lại chơi hai lượt liên tiếp (bù lại vì đi sau), rồi hai đội luân phiên. Không được chơi thẻ mà đối thủ vừa chơi ngay trước đó; lượt thứ hai liên tiếp của bạn thì không bị chặn.</w:t>
             </w:r>
           </w:p>
         </w:tc>
@@ -3577,7 +3577,7 @@
         <w:pStyle w:val="ListNumber"/>
       </w:pPr>
       <w:r>
-        <w:t>B enforces “no copy” (the card your opponent played last is greyed out), checks the turn order (first team once, other team twice in a row, then alternate), and announces the dose-bar colour (green → amber → red).</w:t>
+        <w:t>B enforces “no copy” (the card your opponent just played is greyed out, except on a team's 2nd consecutive turn), checks the turn order (first team once, other team twice in a row, then alternate), and announces the dose-bar colour (green → amber → red).</w:t>
       </w:r>
     </w:p>
     <w:p>
